--- a/Climate effects on seasonal community transitions_2_9.docx
+++ b/Climate effects on seasonal community transitions_2_9.docx
@@ -6555,13 +6555,17 @@
       <w:r>
         <w:rPr>
           <w:rFonts w:ascii="Times New Roman" w:hAnsi="Times New Roman" w:cs="Times New Roman"/>
+          <w:b/>
+          <w:bCs/>
+          <w:i/>
+          <w:iCs/>
           <w:noProof/>
         </w:rPr>
         <w:drawing>
-          <wp:inline distT="0" distB="0" distL="0" distR="0" wp14:anchorId="25EC7A26" wp14:editId="0A80911E">
+          <wp:inline distT="0" distB="0" distL="0" distR="0" wp14:anchorId="39AF3F5D" wp14:editId="6AF93C97">
             <wp:extent cx="5943600" cy="2971800"/>
             <wp:effectExtent l="0" t="0" r="0" b="0"/>
-            <wp:docPr id="2040850340" name="Picture 6"/>
+            <wp:docPr id="27059738" name="Picture 3"/>
             <wp:cNvGraphicFramePr>
               <a:graphicFrameLocks xmlns:a="http://schemas.openxmlformats.org/drawingml/2006/main" noChangeAspect="1"/>
             </wp:cNvGraphicFramePr>
@@ -6569,7 +6573,7 @@
               <a:graphicData uri="http://schemas.openxmlformats.org/drawingml/2006/picture">
                 <pic:pic xmlns:pic="http://schemas.openxmlformats.org/drawingml/2006/picture">
                   <pic:nvPicPr>
-                    <pic:cNvPr id="2040850340" name="Picture 2040850340"/>
+                    <pic:cNvPr id="27059738" name="Picture 27059738"/>
                     <pic:cNvPicPr/>
                   </pic:nvPicPr>
                   <pic:blipFill>
@@ -7104,7 +7108,45 @@
         <w:rPr>
           <w:rFonts w:ascii="Times New Roman" w:hAnsi="Times New Roman" w:cs="Times New Roman"/>
         </w:rPr>
-        <w:t>). Unusually hot years triggered a shift toward significantly fewer and more bursty (temporally clustered) transitions between community states but did not significantly alter other network metrics (</w:t>
+        <w:t xml:space="preserve">). Unusually hot years triggered a shift toward </w:t>
+      </w:r>
+      <w:r>
+        <w:rPr>
+          <w:rFonts w:ascii="Times New Roman" w:hAnsi="Times New Roman" w:cs="Times New Roman"/>
+        </w:rPr>
+        <w:t xml:space="preserve">more </w:t>
+      </w:r>
+      <w:r>
+        <w:rPr>
+          <w:rFonts w:ascii="Times New Roman" w:hAnsi="Times New Roman" w:cs="Times New Roman"/>
+        </w:rPr>
+        <w:t xml:space="preserve">bursty (temporally clustered) transitions between community states </w:t>
+      </w:r>
+      <w:r>
+        <w:rPr>
+          <w:rFonts w:ascii="Times New Roman" w:hAnsi="Times New Roman" w:cs="Times New Roman"/>
+        </w:rPr>
+        <w:t>and resulted in a more “extreme” long node durations (higher skew</w:t>
+      </w:r>
+      <w:proofErr w:type="gramStart"/>
+      <w:r>
+        <w:rPr>
+          <w:rFonts w:ascii="Times New Roman" w:hAnsi="Times New Roman" w:cs="Times New Roman"/>
+        </w:rPr>
+        <w:t xml:space="preserve">), </w:t>
+      </w:r>
+      <w:r>
+        <w:rPr>
+          <w:rFonts w:ascii="Times New Roman" w:hAnsi="Times New Roman" w:cs="Times New Roman"/>
+        </w:rPr>
+        <w:t>but</w:t>
+      </w:r>
+      <w:proofErr w:type="gramEnd"/>
+      <w:r>
+        <w:rPr>
+          <w:rFonts w:ascii="Times New Roman" w:hAnsi="Times New Roman" w:cs="Times New Roman"/>
+        </w:rPr>
+        <w:t xml:space="preserve"> did not significantly alter other network metrics (</w:t>
       </w:r>
       <w:r>
         <w:rPr>
@@ -7131,13 +7173,15 @@
       <w:r>
         <w:rPr>
           <w:rFonts w:ascii="Times New Roman" w:hAnsi="Times New Roman" w:cs="Times New Roman"/>
+          <w:b/>
+          <w:bCs/>
           <w:noProof/>
         </w:rPr>
         <w:drawing>
-          <wp:inline distT="0" distB="0" distL="0" distR="0" wp14:anchorId="4E391BC5" wp14:editId="441C9C72">
+          <wp:inline distT="0" distB="0" distL="0" distR="0" wp14:anchorId="33E011DB" wp14:editId="64DB5EA7">
             <wp:extent cx="5943600" cy="2971800"/>
             <wp:effectExtent l="0" t="0" r="0" b="0"/>
-            <wp:docPr id="1017804655" name="Picture 7"/>
+            <wp:docPr id="997986471" name="Picture 2"/>
             <wp:cNvGraphicFramePr>
               <a:graphicFrameLocks xmlns:a="http://schemas.openxmlformats.org/drawingml/2006/main" noChangeAspect="1"/>
             </wp:cNvGraphicFramePr>
@@ -7145,7 +7189,7 @@
               <a:graphicData uri="http://schemas.openxmlformats.org/drawingml/2006/picture">
                 <pic:pic xmlns:pic="http://schemas.openxmlformats.org/drawingml/2006/picture">
                   <pic:nvPicPr>
-                    <pic:cNvPr id="1017804655" name="Picture 1017804655"/>
+                    <pic:cNvPr id="997986471" name="Picture 997986471"/>
                     <pic:cNvPicPr/>
                   </pic:nvPicPr>
                   <pic:blipFill>
@@ -7422,6 +7466,7 @@
         <w:rPr>
           <w:rFonts w:ascii="Times New Roman" w:hAnsi="Times New Roman" w:cs="Times New Roman"/>
         </w:rPr>
+        <w:lastRenderedPageBreak/>
         <w:t xml:space="preserve">~25% </w:t>
       </w:r>
       <w:r>
@@ -7458,26 +7503,13 @@
         <w:rPr>
           <w:rFonts w:ascii="Times New Roman" w:hAnsi="Times New Roman" w:cs="Times New Roman"/>
         </w:rPr>
-        <w:t xml:space="preserve">The drought-mediated reduction in network size was </w:t>
-      </w:r>
-      <w:r>
-        <w:rPr>
-          <w:rFonts w:ascii="Times New Roman" w:hAnsi="Times New Roman" w:cs="Times New Roman"/>
-        </w:rPr>
-        <w:lastRenderedPageBreak/>
-        <w:t xml:space="preserve">mostly driven by a loss of multi-species (three or more) states. However, this loss was independent of annual species diversity, which </w:t>
-      </w:r>
-      <w:r>
-        <w:rPr>
-          <w:rFonts w:ascii="Times New Roman" w:hAnsi="Times New Roman" w:cs="Times New Roman"/>
-        </w:rPr>
-        <w:t xml:space="preserve">dropped in extreme hot years by &lt;1 species (~8%, P=0.026, </w:t>
-      </w:r>
-      <w:r>
-        <w:rPr>
-          <w:rFonts w:ascii="Times New Roman" w:hAnsi="Times New Roman" w:cs="Times New Roman"/>
-        </w:rPr>
-        <w:t>χ</w:t>
+        <w:t xml:space="preserve">The drought-mediated reduction in network size was mostly driven by a loss of multi-species (three or more) states. However, this loss was independent of annual species diversity, which </w:t>
+      </w:r>
+      <w:r>
+        <w:rPr>
+          <w:rFonts w:ascii="Times New Roman" w:hAnsi="Times New Roman" w:cs="Times New Roman"/>
+        </w:rPr>
+        <w:t>remained stable across extreme hot (P=0.235, χ</w:t>
       </w:r>
       <w:r>
         <w:rPr>
@@ -7490,19 +7522,7 @@
         <w:rPr>
           <w:rFonts w:ascii="Times New Roman" w:hAnsi="Times New Roman" w:cs="Times New Roman"/>
         </w:rPr>
-        <w:t xml:space="preserve"> =4.95</w:t>
-      </w:r>
-      <w:r>
-        <w:rPr>
-          <w:rFonts w:ascii="Times New Roman" w:hAnsi="Times New Roman" w:cs="Times New Roman"/>
-        </w:rPr>
-        <w:t xml:space="preserve">) but </w:t>
-      </w:r>
-      <w:r>
-        <w:rPr>
-          <w:rFonts w:ascii="Times New Roman" w:hAnsi="Times New Roman" w:cs="Times New Roman"/>
-        </w:rPr>
-        <w:t xml:space="preserve">remained stable in dry </w:t>
+        <w:t xml:space="preserve"> =1.41) and dry </w:t>
       </w:r>
       <w:commentRangeStart w:id="7"/>
       <w:r>
@@ -7528,13 +7548,19 @@
         <w:rPr>
           <w:rFonts w:ascii="Times New Roman" w:hAnsi="Times New Roman" w:cs="Times New Roman"/>
         </w:rPr>
-        <w:t xml:space="preserve">(P=0.873, </w:t>
-      </w:r>
-      <w:r>
-        <w:rPr>
-          <w:rFonts w:ascii="Times New Roman" w:hAnsi="Times New Roman" w:cs="Times New Roman"/>
-        </w:rPr>
-        <w:t>χ</w:t>
+        <w:t>(P=0.</w:t>
+      </w:r>
+      <w:r>
+        <w:rPr>
+          <w:rFonts w:ascii="Times New Roman" w:hAnsi="Times New Roman" w:cs="Times New Roman"/>
+        </w:rPr>
+        <w:t>620</w:t>
+      </w:r>
+      <w:r>
+        <w:rPr>
+          <w:rFonts w:ascii="Times New Roman" w:hAnsi="Times New Roman" w:cs="Times New Roman"/>
+        </w:rPr>
+        <w:t>, χ</w:t>
       </w:r>
       <w:r>
         <w:rPr>
@@ -7547,13 +7573,19 @@
         <w:rPr>
           <w:rFonts w:ascii="Times New Roman" w:hAnsi="Times New Roman" w:cs="Times New Roman"/>
         </w:rPr>
-        <w:t xml:space="preserve"> =</w:t>
-      </w:r>
-      <w:r>
-        <w:rPr>
-          <w:rFonts w:ascii="Times New Roman" w:hAnsi="Times New Roman" w:cs="Times New Roman"/>
-        </w:rPr>
-        <w:t>0.03)</w:t>
+        <w:t xml:space="preserve"> =0.</w:t>
+      </w:r>
+      <w:r>
+        <w:rPr>
+          <w:rFonts w:ascii="Times New Roman" w:hAnsi="Times New Roman" w:cs="Times New Roman"/>
+        </w:rPr>
+        <w:t>25</w:t>
+      </w:r>
+      <w:r>
+        <w:rPr>
+          <w:rFonts w:ascii="Times New Roman" w:hAnsi="Times New Roman" w:cs="Times New Roman"/>
+        </w:rPr>
+        <w:t>)</w:t>
       </w:r>
       <w:r>
         <w:rPr>
@@ -12219,7 +12251,49 @@
         <w:rPr>
           <w:rFonts w:ascii="Times New Roman" w:hAnsi="Times New Roman" w:cs="Times New Roman"/>
         </w:rPr>
-        <w:t xml:space="preserve">) per cycle ranged from 8.59 -15.23ºC and 19.30-27.78ºC respectively, with 6-99 days above a maximum temperature of 35ºC per year, and cumulative precipitation from 758.7-1990.1. Finally, we identified years with extreme climatic events based on whether they fell outside the ±1 SD of the mean for a given metric. We created two different sets of extreme years based on temperature versus precipitation: extreme hot years (years with 1 SD above the average mean </w:t>
+        <w:t xml:space="preserve">) per cycle ranged from 8.59 -15.23ºC and 19.30-27.78ºC respectively, with 6-99 days above a maximum temperature of 35ºC per year, and cumulative precipitation from 758.7-1990.1. Finally, we identified years with </w:t>
+      </w:r>
+      <w:r>
+        <w:rPr>
+          <w:rFonts w:ascii="Times New Roman" w:hAnsi="Times New Roman" w:cs="Times New Roman"/>
+        </w:rPr>
+        <w:t>“</w:t>
+      </w:r>
+      <w:r>
+        <w:rPr>
+          <w:rFonts w:ascii="Times New Roman" w:hAnsi="Times New Roman" w:cs="Times New Roman"/>
+        </w:rPr>
+        <w:t>extreme</w:t>
+      </w:r>
+      <w:r>
+        <w:rPr>
+          <w:rFonts w:ascii="Times New Roman" w:hAnsi="Times New Roman" w:cs="Times New Roman"/>
+        </w:rPr>
+        <w:t>”</w:t>
+      </w:r>
+      <w:r>
+        <w:rPr>
+          <w:rFonts w:ascii="Times New Roman" w:hAnsi="Times New Roman" w:cs="Times New Roman"/>
+        </w:rPr>
+        <w:t xml:space="preserve"> climatic events </w:t>
+      </w:r>
+      <w:r>
+        <w:rPr>
+          <w:rFonts w:ascii="Times New Roman" w:hAnsi="Times New Roman" w:cs="Times New Roman"/>
+        </w:rPr>
+        <w:t>as those falling</w:t>
+      </w:r>
+      <w:r>
+        <w:rPr>
+          <w:rFonts w:ascii="Times New Roman" w:hAnsi="Times New Roman" w:cs="Times New Roman"/>
+        </w:rPr>
+        <w:t xml:space="preserve"> outside ±1 SD of the mean over the past 50 years for each</w:t>
+      </w:r>
+      <w:r>
+        <w:rPr>
+          <w:rFonts w:ascii="Times New Roman" w:hAnsi="Times New Roman" w:cs="Times New Roman"/>
+        </w:rPr>
+        <w:t xml:space="preserve"> metric. We created two different sets of extreme years based on temperature versus precipitation: extreme hot years (years with 1 SD above the average mean </w:t>
       </w:r>
       <w:proofErr w:type="spellStart"/>
       <w:r>
@@ -12240,43 +12314,79 @@
         <w:rPr>
           <w:rFonts w:ascii="Times New Roman" w:hAnsi="Times New Roman" w:cs="Times New Roman"/>
         </w:rPr>
+        <w:t>HotDays</w:t>
+      </w:r>
+      <w:proofErr w:type="spellEnd"/>
+      <w:r>
+        <w:rPr>
+          <w:rFonts w:ascii="Times New Roman" w:hAnsi="Times New Roman" w:cs="Times New Roman"/>
+        </w:rPr>
+        <w:t xml:space="preserve">) and extreme dry years (years with 1 SD below the average </w:t>
+      </w:r>
+      <w:proofErr w:type="spellStart"/>
+      <w:r>
+        <w:rPr>
+          <w:rFonts w:ascii="Times New Roman" w:hAnsi="Times New Roman" w:cs="Times New Roman"/>
+        </w:rPr>
+        <w:t>meanPrec</w:t>
+      </w:r>
+      <w:proofErr w:type="spellEnd"/>
+      <w:r>
+        <w:rPr>
+          <w:rFonts w:ascii="Times New Roman" w:hAnsi="Times New Roman" w:cs="Times New Roman"/>
+        </w:rPr>
+        <w:t xml:space="preserve"> or </w:t>
+      </w:r>
+      <w:r>
+        <w:rPr>
+          <w:rFonts w:ascii="Times New Roman" w:hAnsi="Times New Roman" w:cs="Times New Roman"/>
+        </w:rPr>
         <w:lastRenderedPageBreak/>
-        <w:t>HotDays</w:t>
+        <w:t xml:space="preserve">above the average number of </w:t>
+      </w:r>
+      <w:proofErr w:type="spellStart"/>
+      <w:r>
+        <w:rPr>
+          <w:rFonts w:ascii="Times New Roman" w:hAnsi="Times New Roman" w:cs="Times New Roman"/>
+        </w:rPr>
+        <w:t>DaysNoRain</w:t>
       </w:r>
       <w:proofErr w:type="spellEnd"/>
       <w:r>
         <w:rPr>
           <w:rFonts w:ascii="Times New Roman" w:hAnsi="Times New Roman" w:cs="Times New Roman"/>
         </w:rPr>
-        <w:t xml:space="preserve">) and extreme dry years (years with 1 SD below the average </w:t>
-      </w:r>
-      <w:proofErr w:type="spellStart"/>
-      <w:r>
-        <w:rPr>
-          <w:rFonts w:ascii="Times New Roman" w:hAnsi="Times New Roman" w:cs="Times New Roman"/>
-        </w:rPr>
-        <w:t>meanPrec</w:t>
-      </w:r>
-      <w:proofErr w:type="spellEnd"/>
-      <w:r>
-        <w:rPr>
-          <w:rFonts w:ascii="Times New Roman" w:hAnsi="Times New Roman" w:cs="Times New Roman"/>
-        </w:rPr>
-        <w:t xml:space="preserve"> or above the average number of </w:t>
-      </w:r>
-      <w:proofErr w:type="spellStart"/>
-      <w:r>
-        <w:rPr>
-          <w:rFonts w:ascii="Times New Roman" w:hAnsi="Times New Roman" w:cs="Times New Roman"/>
-        </w:rPr>
-        <w:t>DaysNoRain</w:t>
-      </w:r>
-      <w:proofErr w:type="spellEnd"/>
-      <w:r>
-        <w:rPr>
-          <w:rFonts w:ascii="Times New Roman" w:hAnsi="Times New Roman" w:cs="Times New Roman"/>
-        </w:rPr>
-        <w:t xml:space="preserve">).  </w:t>
+        <w:t xml:space="preserve">). </w:t>
+      </w:r>
+      <w:r>
+        <w:rPr>
+          <w:rFonts w:ascii="Times New Roman" w:hAnsi="Times New Roman" w:cs="Times New Roman"/>
+        </w:rPr>
+        <w:t>This approach ensured that we only picked the most extreme years during the study period, while providing enough statistical power to compare metrics across extreme vs normal years.</w:t>
+      </w:r>
+      <w:r>
+        <w:rPr>
+          <w:rFonts w:ascii="Times New Roman" w:hAnsi="Times New Roman" w:cs="Times New Roman"/>
+        </w:rPr>
+        <w:t xml:space="preserve"> Note that</w:t>
+      </w:r>
+      <w:r>
+        <w:rPr>
+          <w:rFonts w:ascii="Times New Roman" w:hAnsi="Times New Roman" w:cs="Times New Roman"/>
+        </w:rPr>
+        <w:t xml:space="preserve"> </w:t>
+      </w:r>
+      <w:r>
+        <w:rPr>
+          <w:rFonts w:ascii="Times New Roman" w:hAnsi="Times New Roman" w:cs="Times New Roman"/>
+        </w:rPr>
+        <w:t xml:space="preserve">this includes the 5 hottest years recorded in the past 100 years, and 5 driest years recorded in the past 50 years. Thus, the years represent true climate extremes. </w:t>
+      </w:r>
+      <w:r>
+        <w:rPr>
+          <w:rFonts w:ascii="Times New Roman" w:hAnsi="Times New Roman" w:cs="Times New Roman"/>
+        </w:rPr>
+        <w:t xml:space="preserve">  </w:t>
       </w:r>
       <w:r>
         <w:rPr>
@@ -13462,7 +13572,7 @@
         <mc:AlternateContent>
           <mc:Choice Requires="wpg">
             <w:drawing>
-              <wp:anchor distT="0" distB="0" distL="114300" distR="114300" simplePos="0" relativeHeight="251682816" behindDoc="0" locked="0" layoutInCell="1" allowOverlap="1" wp14:anchorId="7AD3513B" wp14:editId="57A5F2E0">
+              <wp:anchor distT="0" distB="0" distL="114300" distR="114300" simplePos="0" relativeHeight="251682816" behindDoc="0" locked="0" layoutInCell="1" allowOverlap="1" wp14:anchorId="7AD3513B" wp14:editId="061B927F">
                 <wp:simplePos x="0" y="0"/>
                 <wp:positionH relativeFrom="column">
                   <wp:posOffset>-14960</wp:posOffset>

--- a/Climate effects on seasonal community transitions_2_9.docx
+++ b/Climate effects on seasonal community transitions_2_9.docx
@@ -497,21 +497,7 @@
         <w:rPr>
           <w:rFonts w:ascii="Times New Roman" w:hAnsi="Times New Roman" w:cs="Times New Roman"/>
         </w:rPr>
-        <w:t xml:space="preserve">role in shaping the temporal organization of communities that defines species interactions and ecosystem processes </w:t>
-      </w:r>
-      <w:proofErr w:type="gramStart"/>
-      <w:r>
-        <w:rPr>
-          <w:rFonts w:ascii="Times New Roman" w:hAnsi="Times New Roman" w:cs="Times New Roman"/>
-        </w:rPr>
-        <w:t>remains</w:t>
-      </w:r>
-      <w:proofErr w:type="gramEnd"/>
-      <w:r>
-        <w:rPr>
-          <w:rFonts w:ascii="Times New Roman" w:hAnsi="Times New Roman" w:cs="Times New Roman"/>
-        </w:rPr>
-        <w:t xml:space="preserve"> elusive. </w:t>
+        <w:t xml:space="preserve">role in shaping the temporal organization of communities that defines species interactions and ecosystem processes remains elusive. </w:t>
       </w:r>
       <w:r>
         <w:rPr>
@@ -583,21 +569,7 @@
         <w:rPr>
           <w:rFonts w:ascii="Times New Roman" w:hAnsi="Times New Roman" w:cs="Times New Roman"/>
         </w:rPr>
-        <w:t>seasonal architecture, characterized by a “</w:t>
-      </w:r>
-      <w:proofErr w:type="gramStart"/>
-      <w:r>
-        <w:rPr>
-          <w:rFonts w:ascii="Times New Roman" w:hAnsi="Times New Roman" w:cs="Times New Roman"/>
-        </w:rPr>
-        <w:t>small-world</w:t>
-      </w:r>
-      <w:proofErr w:type="gramEnd"/>
-      <w:r>
-        <w:rPr>
-          <w:rFonts w:ascii="Times New Roman" w:hAnsi="Times New Roman" w:cs="Times New Roman"/>
-        </w:rPr>
-        <w:t xml:space="preserve">” transition network shaped by </w:t>
+        <w:t xml:space="preserve">seasonal architecture, characterized by a “small-world” transition network shaped by </w:t>
       </w:r>
       <w:r>
         <w:rPr>
@@ -7126,27 +7098,13 @@
         <w:rPr>
           <w:rFonts w:ascii="Times New Roman" w:hAnsi="Times New Roman" w:cs="Times New Roman"/>
         </w:rPr>
-        <w:t>and resulted in a more “extreme” long node durations (higher skew</w:t>
-      </w:r>
-      <w:proofErr w:type="gramStart"/>
-      <w:r>
-        <w:rPr>
-          <w:rFonts w:ascii="Times New Roman" w:hAnsi="Times New Roman" w:cs="Times New Roman"/>
-        </w:rPr>
-        <w:t xml:space="preserve">), </w:t>
-      </w:r>
-      <w:r>
-        <w:rPr>
-          <w:rFonts w:ascii="Times New Roman" w:hAnsi="Times New Roman" w:cs="Times New Roman"/>
-        </w:rPr>
-        <w:t>but</w:t>
-      </w:r>
-      <w:proofErr w:type="gramEnd"/>
-      <w:r>
-        <w:rPr>
-          <w:rFonts w:ascii="Times New Roman" w:hAnsi="Times New Roman" w:cs="Times New Roman"/>
-        </w:rPr>
-        <w:t xml:space="preserve"> did not significantly alter other network metrics (</w:t>
+        <w:t xml:space="preserve">and resulted in a more “extreme” long node durations (higher skew), </w:t>
+      </w:r>
+      <w:r>
+        <w:rPr>
+          <w:rFonts w:ascii="Times New Roman" w:hAnsi="Times New Roman" w:cs="Times New Roman"/>
+        </w:rPr>
+        <w:t>but did not significantly alter other network metrics (</w:t>
       </w:r>
       <w:r>
         <w:rPr>
@@ -7971,18 +7929,10 @@
         </w:rPr>
         <w:lastRenderedPageBreak/>
         <w:drawing>
-          <wp:anchor distT="0" distB="0" distL="114300" distR="114300" simplePos="0" relativeHeight="251686912" behindDoc="0" locked="0" layoutInCell="1" allowOverlap="1" wp14:anchorId="6136984C" wp14:editId="1027D519">
-            <wp:simplePos x="0" y="0"/>
-            <wp:positionH relativeFrom="column">
-              <wp:posOffset>-27352</wp:posOffset>
-            </wp:positionH>
-            <wp:positionV relativeFrom="paragraph">
-              <wp:posOffset>351</wp:posOffset>
-            </wp:positionV>
-            <wp:extent cx="5943600" cy="5210175"/>
-            <wp:effectExtent l="0" t="0" r="0" b="9525"/>
-            <wp:wrapSquare wrapText="bothSides"/>
-            <wp:docPr id="158713335" name="Picture 11"/>
+          <wp:inline distT="0" distB="0" distL="0" distR="0" wp14:anchorId="284DE744" wp14:editId="289A466B">
+            <wp:extent cx="5943600" cy="5223510"/>
+            <wp:effectExtent l="0" t="0" r="0" b="0"/>
+            <wp:docPr id="951429721" name="Picture 1"/>
             <wp:cNvGraphicFramePr>
               <a:graphicFrameLocks xmlns:a="http://schemas.openxmlformats.org/drawingml/2006/main" noChangeAspect="1"/>
             </wp:cNvGraphicFramePr>
@@ -7990,7 +7940,7 @@
               <a:graphicData uri="http://schemas.openxmlformats.org/drawingml/2006/picture">
                 <pic:pic xmlns:pic="http://schemas.openxmlformats.org/drawingml/2006/picture">
                   <pic:nvPicPr>
-                    <pic:cNvPr id="158713335" name="Picture 158713335"/>
+                    <pic:cNvPr id="951429721" name="Picture 951429721"/>
                     <pic:cNvPicPr/>
                   </pic:nvPicPr>
                   <pic:blipFill>
@@ -8008,7 +7958,7 @@
                   <pic:spPr>
                     <a:xfrm>
                       <a:off x="0" y="0"/>
-                      <a:ext cx="5943600" cy="5210175"/>
+                      <a:ext cx="5943600" cy="5223510"/>
                     </a:xfrm>
                     <a:prstGeom prst="rect">
                       <a:avLst/>
@@ -8017,13 +7967,7 @@
                 </pic:pic>
               </a:graphicData>
             </a:graphic>
-            <wp14:sizeRelH relativeFrom="page">
-              <wp14:pctWidth>0</wp14:pctWidth>
-            </wp14:sizeRelH>
-            <wp14:sizeRelV relativeFrom="page">
-              <wp14:pctHeight>0</wp14:pctHeight>
-            </wp14:sizeRelV>
-          </wp:anchor>
+          </wp:inline>
         </w:drawing>
       </w:r>
       <w:r>
@@ -8062,7 +8006,73 @@
         <w:rPr>
           <w:rFonts w:ascii="Times New Roman" w:hAnsi="Times New Roman" w:cs="Times New Roman"/>
         </w:rPr>
-        <w:t xml:space="preserve"> Nodes indicate unique combinations of co-occurring species (see Fig. 1), and their size indicates their average duration. Arrows indicate transitions between community states, with each color corresponding to a day. Top row shows examples for normal years, bottom row shows extreme climate years for the same pond. The center graphs show annual averages for temperature and rainfall metrics used to identify extreme climatic events (drought and heat), with the dashed line and gray shading indicating the 24-year average ±1SE, respectively.</w:t>
+        <w:t xml:space="preserve"> Nodes indicate unique combinations of co-occurring species (see Fig. 1), and their size indicates their average duration. Arrows indicate transitions between community states, with each color corresponding to a day. Top row shows example</w:t>
+      </w:r>
+      <w:r>
+        <w:rPr>
+          <w:rFonts w:ascii="Times New Roman" w:hAnsi="Times New Roman" w:cs="Times New Roman"/>
+        </w:rPr>
+        <w:t xml:space="preserve"> networks</w:t>
+      </w:r>
+      <w:r>
+        <w:rPr>
+          <w:rFonts w:ascii="Times New Roman" w:hAnsi="Times New Roman" w:cs="Times New Roman"/>
+        </w:rPr>
+        <w:t xml:space="preserve"> for normal years, bottom row shows extreme climate years for the same pond. The center graphs show annual averages for temperature and rainfall metrics used to identify extreme climatic events</w:t>
+      </w:r>
+      <w:r>
+        <w:rPr>
+          <w:rFonts w:ascii="Times New Roman" w:hAnsi="Times New Roman" w:cs="Times New Roman"/>
+        </w:rPr>
+        <w:t xml:space="preserve"> during the study period (red points).</w:t>
+      </w:r>
+      <w:r>
+        <w:rPr>
+          <w:rFonts w:ascii="Times New Roman" w:hAnsi="Times New Roman" w:cs="Times New Roman"/>
+        </w:rPr>
+        <w:t xml:space="preserve"> </w:t>
+      </w:r>
+      <w:r>
+        <w:rPr>
+          <w:rFonts w:ascii="Times New Roman" w:hAnsi="Times New Roman" w:cs="Times New Roman"/>
+        </w:rPr>
+        <w:t>T</w:t>
+      </w:r>
+      <w:r>
+        <w:rPr>
+          <w:rFonts w:ascii="Times New Roman" w:hAnsi="Times New Roman" w:cs="Times New Roman"/>
+        </w:rPr>
+        <w:t xml:space="preserve">he dashed line and gray </w:t>
+      </w:r>
+      <w:r>
+        <w:rPr>
+          <w:rFonts w:ascii="Times New Roman" w:hAnsi="Times New Roman" w:cs="Times New Roman"/>
+        </w:rPr>
+        <w:t xml:space="preserve">center band </w:t>
+      </w:r>
+      <w:r>
+        <w:rPr>
+          <w:rFonts w:ascii="Times New Roman" w:hAnsi="Times New Roman" w:cs="Times New Roman"/>
+        </w:rPr>
+        <w:t xml:space="preserve">indicating the </w:t>
+      </w:r>
+      <w:r>
+        <w:rPr>
+          <w:rFonts w:ascii="Times New Roman" w:hAnsi="Times New Roman" w:cs="Times New Roman"/>
+        </w:rPr>
+        <w:t>50</w:t>
+      </w:r>
+      <w:r>
+        <w:rPr>
+          <w:rFonts w:ascii="Times New Roman" w:hAnsi="Times New Roman" w:cs="Times New Roman"/>
+        </w:rPr>
+        <w:t>-year average ±1SE, respectively.</w:t>
+      </w:r>
+      <w:r>
+        <w:rPr>
+          <w:rFonts w:ascii="Times New Roman" w:hAnsi="Times New Roman" w:cs="Times New Roman"/>
+        </w:rPr>
+        <w:t xml:space="preserve">  </w:t>
       </w:r>
     </w:p>
     <w:p>
@@ -10454,21 +10464,7 @@
         <w:rPr>
           <w:rFonts w:ascii="Times New Roman" w:hAnsi="Times New Roman" w:cs="Times New Roman"/>
         </w:rPr>
-        <w:t xml:space="preserve">amphibian breeding activity, our results </w:t>
-      </w:r>
-      <w:proofErr w:type="gramStart"/>
-      <w:r>
-        <w:rPr>
-          <w:rFonts w:ascii="Times New Roman" w:hAnsi="Times New Roman" w:cs="Times New Roman"/>
-        </w:rPr>
-        <w:t>likely represent</w:t>
-      </w:r>
-      <w:proofErr w:type="gramEnd"/>
-      <w:r>
-        <w:rPr>
-          <w:rFonts w:ascii="Times New Roman" w:hAnsi="Times New Roman" w:cs="Times New Roman"/>
-        </w:rPr>
-        <w:t xml:space="preserve"> some of the most sensitive and dynamic </w:t>
+        <w:t xml:space="preserve">amphibian breeding activity, our results likely represent some of the most sensitive and dynamic </w:t>
       </w:r>
       <w:r>
         <w:rPr>
@@ -10638,21 +10634,7 @@
         <w:rPr>
           <w:rFonts w:ascii="Times New Roman" w:hAnsi="Times New Roman" w:cs="Times New Roman"/>
         </w:rPr>
-        <w:t xml:space="preserve">Here, we’ve taken </w:t>
-      </w:r>
-      <w:proofErr w:type="gramStart"/>
-      <w:r>
-        <w:rPr>
-          <w:rFonts w:ascii="Times New Roman" w:hAnsi="Times New Roman" w:cs="Times New Roman"/>
-        </w:rPr>
-        <w:t>a first</w:t>
-      </w:r>
-      <w:proofErr w:type="gramEnd"/>
-      <w:r>
-        <w:rPr>
-          <w:rFonts w:ascii="Times New Roman" w:hAnsi="Times New Roman" w:cs="Times New Roman"/>
-        </w:rPr>
-        <w:t xml:space="preserve"> step by outlining a methodological framework for tackling this challenge and revealing the rich insights we can gain from a</w:t>
+        <w:t>Here, we’ve taken a first step by outlining a methodological framework for tackling this challenge and revealing the rich insights we can gain from a</w:t>
       </w:r>
       <w:r>
         <w:rPr>
@@ -13522,35 +13504,7 @@
         <w:rPr>
           <w:rFonts w:ascii="Times New Roman" w:hAnsi="Times New Roman" w:cs="Times New Roman"/>
         </w:rPr>
-        <w:t xml:space="preserve">between community states, we converted the daily transition networks into an annual Markov transition network, where each link between nodes is directed and </w:t>
-      </w:r>
-      <w:proofErr w:type="gramStart"/>
-      <w:r>
-        <w:rPr>
-          <w:rFonts w:ascii="Times New Roman" w:hAnsi="Times New Roman" w:cs="Times New Roman"/>
-        </w:rPr>
-        <w:t>weighted</w:t>
-      </w:r>
-      <w:proofErr w:type="gramEnd"/>
-      <w:r>
-        <w:rPr>
-          <w:rFonts w:ascii="Times New Roman" w:hAnsi="Times New Roman" w:cs="Times New Roman"/>
-        </w:rPr>
-        <w:t xml:space="preserve"> by the frequency of its occurrence. For each network, we calculated several key metrics to quantify network structure (the number of unique nodes, connectance, modularity, mean distance, and betweenness weighted by edge frequency), nodes (average number of node occurrence, average and skewness of node duration), and edges (total number of edges; average and skewness of edge frequency). Together, these four groups of metrics (Table 1) provide a detailed picture of how the temporal structure of </w:t>
-      </w:r>
-      <w:proofErr w:type="gramStart"/>
-      <w:r>
-        <w:rPr>
-          <w:rFonts w:ascii="Times New Roman" w:hAnsi="Times New Roman" w:cs="Times New Roman"/>
-        </w:rPr>
-        <w:t>communities</w:t>
-      </w:r>
-      <w:proofErr w:type="gramEnd"/>
-      <w:r>
-        <w:rPr>
-          <w:rFonts w:ascii="Times New Roman" w:hAnsi="Times New Roman" w:cs="Times New Roman"/>
-        </w:rPr>
-        <w:t xml:space="preserve"> changes over a cycle at a given site and year. </w:t>
+        <w:t xml:space="preserve">between community states, we converted the daily transition networks into an annual Markov transition network, where each link between nodes is directed and weighted by the frequency of its occurrence. For each network, we calculated several key metrics to quantify network structure (the number of unique nodes, connectance, modularity, mean distance, and betweenness weighted by edge frequency), nodes (average number of node occurrence, average and skewness of node duration), and edges (total number of edges; average and skewness of edge frequency). Together, these four groups of metrics (Table 1) provide a detailed picture of how the temporal structure of communities changes over a cycle at a given site and year. </w:t>
       </w:r>
     </w:p>
     <w:commentRangeStart w:id="11"/>
@@ -13572,7 +13526,7 @@
         <mc:AlternateContent>
           <mc:Choice Requires="wpg">
             <w:drawing>
-              <wp:anchor distT="0" distB="0" distL="114300" distR="114300" simplePos="0" relativeHeight="251682816" behindDoc="0" locked="0" layoutInCell="1" allowOverlap="1" wp14:anchorId="7AD3513B" wp14:editId="061B927F">
+              <wp:anchor distT="0" distB="0" distL="114300" distR="114300" simplePos="0" relativeHeight="251682816" behindDoc="0" locked="0" layoutInCell="1" allowOverlap="1" wp14:anchorId="7AD3513B" wp14:editId="575D045E">
                 <wp:simplePos x="0" y="0"/>
                 <wp:positionH relativeFrom="column">
                   <wp:posOffset>-14960</wp:posOffset>
@@ -13799,21 +13753,7 @@
           <w:rFonts w:ascii="Times New Roman" w:hAnsi="Times New Roman" w:cs="Times New Roman"/>
         </w:rPr>
         <w:lastRenderedPageBreak/>
-        <w:t xml:space="preserve">among climate metrics. The PCA analysis showed that 78% of the variation in the metrics could be captured by just the first two principal components (PC1= 54.3% &amp; PC2 =23.8%) and any subsequent principal component added &lt;7.6% (Supplement Fig on Axis, see Supplement Fig x for axis loading). We used general linear mixed models and the respective standardized network metrics as response variables, the first two weather principal components as predictors, and pond (site) as a random effect to account for non-independence of repeated observations across years.  We also tested how network metrics differ across extreme climate years, using GLMs with extreme heat and drought years each as bimodal predictors, and pond as a random effect.  All models fit best with normally distributed errors, except Connectance and mean Distance, which were both log-transformed to improve model </w:t>
-      </w:r>
-      <w:proofErr w:type="gramStart"/>
-      <w:r>
-        <w:rPr>
-          <w:rFonts w:ascii="Times New Roman" w:hAnsi="Times New Roman" w:cs="Times New Roman"/>
-        </w:rPr>
-        <w:t>fit</w:t>
-      </w:r>
-      <w:proofErr w:type="gramEnd"/>
-      <w:r>
-        <w:rPr>
-          <w:rFonts w:ascii="Times New Roman" w:hAnsi="Times New Roman" w:cs="Times New Roman"/>
-        </w:rPr>
-        <w:t xml:space="preserve"> and error distribution assumptions. </w:t>
+        <w:t xml:space="preserve">among climate metrics. The PCA analysis showed that 78% of the variation in the metrics could be captured by just the first two principal components (PC1= 54.3% &amp; PC2 =23.8%) and any subsequent principal component added &lt;7.6% (Supplement Fig on Axis, see Supplement Fig x for axis loading). We used general linear mixed models and the respective standardized network metrics as response variables, the first two weather principal components as predictors, and pond (site) as a random effect to account for non-independence of repeated observations across years.  We also tested how network metrics differ across extreme climate years, using GLMs with extreme heat and drought years each as bimodal predictors, and pond as a random effect.  All models fit best with normally distributed errors, except Connectance and mean Distance, which were both log-transformed to improve model fit and error distribution assumptions. </w:t>
       </w:r>
     </w:p>
     <w:p>
@@ -15637,21 +15577,7 @@
         <w:rPr>
           <w:rFonts w:ascii="Times New Roman" w:hAnsi="Times New Roman" w:cs="Times New Roman"/>
         </w:rPr>
-        <w:t xml:space="preserve">for contributing </w:t>
-      </w:r>
-      <w:proofErr w:type="gramStart"/>
-      <w:r>
-        <w:rPr>
-          <w:rFonts w:ascii="Times New Roman" w:hAnsi="Times New Roman" w:cs="Times New Roman"/>
-        </w:rPr>
-        <w:t>in</w:t>
-      </w:r>
-      <w:proofErr w:type="gramEnd"/>
-      <w:r>
-        <w:rPr>
-          <w:rFonts w:ascii="Times New Roman" w:hAnsi="Times New Roman" w:cs="Times New Roman"/>
-        </w:rPr>
-        <w:t xml:space="preserve"> the field and lab</w:t>
+        <w:t>for contributing in the field and lab</w:t>
       </w:r>
       <w:r>
         <w:rPr>
@@ -16755,21 +16681,7 @@
         <w:rPr>
           <w:rFonts w:ascii="Times New Roman" w:hAnsi="Times New Roman" w:cs="Times New Roman"/>
         </w:rPr>
-        <w:t xml:space="preserve">. Test </w:t>
-      </w:r>
-      <w:proofErr w:type="gramStart"/>
-      <w:r>
-        <w:rPr>
-          <w:rFonts w:ascii="Times New Roman" w:hAnsi="Times New Roman" w:cs="Times New Roman"/>
-        </w:rPr>
-        <w:t>statistic</w:t>
-      </w:r>
-      <w:proofErr w:type="gramEnd"/>
-      <w:r>
-        <w:rPr>
-          <w:rFonts w:ascii="Times New Roman" w:hAnsi="Times New Roman" w:cs="Times New Roman"/>
-        </w:rPr>
-        <w:t xml:space="preserve"> from a generalized additive model (GAM) fitted to each response variable to test the effect of pond, (annual) cycle, and their potential interactive effect (pond: cycle). The interactive effect was inferred from a lack-of-fit test and indicates whether adding a pond-specific smoothing term significantly improves the fit of the respective GAM. Cycle was fitted as a smoothing term to identify if there is a general temporal trend that is shared across all ponds. </w:t>
+        <w:t xml:space="preserve">. Test statistic from a generalized additive model (GAM) fitted to each response variable to test the effect of pond, (annual) cycle, and their potential interactive effect (pond: cycle). The interactive effect was inferred from a lack-of-fit test and indicates whether adding a pond-specific smoothing term significantly improves the fit of the respective GAM. Cycle was fitted as a smoothing term to identify if there is a general temporal trend that is shared across all ponds. </w:t>
       </w:r>
     </w:p>
     <w:tbl>
@@ -16982,7 +16894,6 @@
               </w:rPr>
             </w:pPr>
             <w:proofErr w:type="spellStart"/>
-            <w:proofErr w:type="gramStart"/>
             <w:r>
               <w:rPr>
                 <w:rFonts w:ascii="Arial" w:eastAsia="Arial" w:hAnsi="Arial" w:cs="Arial"/>
@@ -16994,7 +16905,6 @@
               <w:t>pond:cycle</w:t>
             </w:r>
             <w:proofErr w:type="spellEnd"/>
-            <w:proofErr w:type="gramEnd"/>
           </w:p>
         </w:tc>
       </w:tr>
@@ -22518,7 +22428,6 @@
               </w:rPr>
             </w:pPr>
             <w:proofErr w:type="spellStart"/>
-            <w:proofErr w:type="gramStart"/>
             <w:r>
               <w:rPr>
                 <w:rFonts w:ascii="Arial" w:eastAsia="Arial" w:hAnsi="Arial" w:cs="Arial"/>
@@ -22530,7 +22439,6 @@
               <w:t>pond:cycle</w:t>
             </w:r>
             <w:proofErr w:type="spellEnd"/>
-            <w:proofErr w:type="gramEnd"/>
           </w:p>
         </w:tc>
       </w:tr>
